--- a/miriego-backend/templates/notificacion_template.docx
+++ b/miriego-backend/templates/notificacion_template.docx
@@ -230,7 +230,7 @@
           <w:szCs w:val="24"/>
           <w:rtl w:val="0"/>
         </w:rPr>
-        <w:t xml:space="preserve">Inspección {{inspeccion_nombre}}</w:t>
+        <w:t>{{inspeccion_nombre}}</w:t>
       </w:r>
     </w:p>
     <w:p>
